--- a/Session1_library_assignment.docx
+++ b/Session1_library_assignment.docx
@@ -134,10 +134,10 @@
           <w:szCs w:val="28"/>
         </w:rPr>
         <w:drawing>
-          <wp:inline distT="0" distB="0" distL="0" distR="0" wp14:anchorId="72A29550" wp14:editId="11536867">
-            <wp:extent cx="5731510" cy="952500"/>
-            <wp:effectExtent l="0" t="0" r="2540" b="0"/>
-            <wp:docPr id="628363884" name="Picture 2"/>
+          <wp:inline distT="0" distB="0" distL="0" distR="0" wp14:anchorId="7940B3C3" wp14:editId="16E7A30F">
+            <wp:extent cx="5731510" cy="2603500"/>
+            <wp:effectExtent l="0" t="0" r="2540" b="6350"/>
+            <wp:docPr id="177405716" name="Picture 8"/>
             <wp:cNvGraphicFramePr>
               <a:graphicFrameLocks xmlns:a="http://schemas.openxmlformats.org/drawingml/2006/main" noChangeAspect="1"/>
             </wp:cNvGraphicFramePr>
@@ -145,7 +145,7 @@
               <a:graphicData uri="http://schemas.openxmlformats.org/drawingml/2006/picture">
                 <pic:pic xmlns:pic="http://schemas.openxmlformats.org/drawingml/2006/picture">
                   <pic:nvPicPr>
-                    <pic:cNvPr id="628363884" name="Picture 628363884"/>
+                    <pic:cNvPr id="177405716" name="Picture 177405716"/>
                     <pic:cNvPicPr/>
                   </pic:nvPicPr>
                   <pic:blipFill>
@@ -163,7 +163,7 @@
                   <pic:spPr>
                     <a:xfrm>
                       <a:off x="0" y="0"/>
-                      <a:ext cx="5731510" cy="952500"/>
+                      <a:ext cx="5731510" cy="2603500"/>
                     </a:xfrm>
                     <a:prstGeom prst="rect">
                       <a:avLst/>
@@ -297,6 +297,22 @@
           <w:szCs w:val="28"/>
         </w:rPr>
       </w:pPr>
+    </w:p>
+    <w:p>
+      <w:pPr>
+        <w:rPr>
+          <w:sz w:val="28"/>
+          <w:szCs w:val="28"/>
+        </w:rPr>
+      </w:pPr>
+    </w:p>
+    <w:p>
+      <w:pPr>
+        <w:rPr>
+          <w:sz w:val="28"/>
+          <w:szCs w:val="28"/>
+        </w:rPr>
+      </w:pPr>
       <w:r>
         <w:rPr>
           <w:b/>
@@ -304,6 +320,7 @@
           <w:sz w:val="28"/>
           <w:szCs w:val="28"/>
         </w:rPr>
+        <w:lastRenderedPageBreak/>
         <w:t>3.</w:t>
       </w:r>
       <w:r>
@@ -418,7 +435,6 @@
           <w:sz w:val="28"/>
           <w:szCs w:val="28"/>
         </w:rPr>
-        <w:lastRenderedPageBreak/>
         <w:t>4.</w:t>
       </w:r>
       <w:r>
